--- a/courts/eighth-circuit/arkansas/state/supreme-court/petition-for-discretionary-review/usage/OUTPUT-petition-for-discretionary-review.docx
+++ b/courts/eighth-circuit/arkansas/state/supreme-court/petition-for-discretionary-review/usage/OUTPUT-petition-for-discretionary-review.docx
@@ -1139,7 +1139,7 @@
         <w:pStyle w:val="BodyText"/>
       </w:pPr>
       <w:r>
-        <w:t xml:space="preserve">6. In creating this new exception, the Court of Appeals followed not this Court’s precedents, but a Restatement comment—comment d. to Restatement (Second) of Torts § 343A—that has never been cited, let alone adopted, by this Court. Opinion at 10. (For a discussion of how comment d. operates, see Ex. A, Pet. for Reh’g at 7.)</w:t>
+        <w:t xml:space="preserve">6. In creating this new exception, the Court of Appeals followed not this Court’s precedents, but a Restatement comment—comment d. to Restatement (Second) of Torts § 343A—⁠that has never been cited, let alone adopted, by this Court. Opinion at 10. (For a discussion of how comment d. operates, see Ex. A, Pet. for Reh’g at 7.)</w:t>
       </w:r>
     </w:p>
     <w:p>
@@ -1848,7 +1848,7 @@
         <w:pStyle w:val="XdTail"/>
       </w:pPr>
       <w:r>
-        <w:t xml:space="preserve">By: /s/ Kimberly D. Young</w:t>
+        <w:t xml:space="preserve">By: ⁠/s/ Kimberly D. Young</w:t>
       </w:r>
       <w:r>
         <w:br/>
@@ -2798,6 +2798,33 @@
     <w:pPr>
       <w:spacing w:before="0" w:after="0" w:line="644" w:lineRule="exact"/>
       <w:ind w:left="2160" w:hanging="720"/>
+    </w:pPr>
+  </w:style>
+  <w:style w:type="paragraph" w:customStyle="1" w:styleId="XdQuoteList1">
+    <w:name w:val="Xd Quote List 1"/>
+    <w:basedOn w:val="Normal"/>
+    <w:qFormat/>
+    <w:pPr>
+      <w:spacing w:before="0" w:after="0" w:line="322" w:lineRule="exact"/>
+      <w:ind w:left="1440" w:right="720" w:hanging="720"/>
+    </w:pPr>
+  </w:style>
+  <w:style w:type="paragraph" w:customStyle="1" w:styleId="XdQuoteList2">
+    <w:name w:val="Xd Quote List 2"/>
+    <w:basedOn w:val="Normal"/>
+    <w:qFormat/>
+    <w:pPr>
+      <w:spacing w:before="0" w:after="0" w:line="322" w:lineRule="exact"/>
+      <w:ind w:left="2160" w:right="720" w:hanging="720"/>
+    </w:pPr>
+  </w:style>
+  <w:style w:type="paragraph" w:customStyle="1" w:styleId="XdQuoteList3">
+    <w:name w:val="Xd Quote List 3"/>
+    <w:basedOn w:val="Normal"/>
+    <w:qFormat/>
+    <w:pPr>
+      <w:spacing w:before="0" w:after="0" w:line="322" w:lineRule="exact"/>
+      <w:ind w:left="2880" w:right="720" w:hanging="720"/>
     </w:pPr>
   </w:style>
   <w:style w:type="paragraph" w:customStyle="1" w:styleId="XdTail">
